--- a/presentacion/Informe_del_juego.docx
+++ b/presentacion/Informe_del_juego.docx
@@ -802,7 +802,7 @@
           <w:color w:val="8A8A8A"/>
           <w:sz w:val="18"/>
         </w:rPr>
-        <w:t>La base de la torre (86 × 86 × 10 mm) y el porta-cartas (84 × 112 × 24 mm). Las dos se imprimen sin soportes.</w:t>
+        <w:t>La base de la torre (86 × 86 × 6 mm) y el porta-cartas (84 × 112 × 24 mm). Las dos se imprimen sin soportes.</w:t>
       </w:r>
     </w:p>
     <w:p>

--- a/presentacion/Informe_del_juego.docx
+++ b/presentacion/Informe_del_juego.docx
@@ -635,16 +635,7 @@
         <w:t>resta 1 punto</w:t>
       </w:r>
       <w:r>
-        <w:t xml:space="preserve">, sin bajar nunca de cero. Existe además un </w:t>
-      </w:r>
-      <w:r>
-        <w:rPr>
-          <w:b/>
-        </w:rPr>
-        <w:t>bono de cultura general de +3 puntos</w:t>
-      </w:r>
-      <w:r>
-        <w:t>, que se cobra una sola vez, la primera vez que un jugador acierta al menos una carta de cada una de las cinco materias. Si cae la torre, quien la tiró pierde todos sus puntos y la partida termina.</w:t>
+        <w:t>, sin bajar nunca de cero. Si cae la torre, quien la tiró pierde todos sus puntos y la partida termina.</w:t>
       </w:r>
     </w:p>
     <w:p>
@@ -652,7 +643,7 @@
         <w:jc w:val="both"/>
       </w:pPr>
       <w:r>
-        <w:t>Las dos últimas reglas no estaban en la primera versión: se incorporaron después de probar el juego, porque sin ellas aparecían dos problemas.</w:t>
+        <w:t>El castigo por errar no estaba en la primera versión: se incorporó después de probar el juego, porque sin él aparecía un problema.</w:t>
       </w:r>
     </w:p>
     <w:p>
@@ -668,21 +659,6 @@
       </w:r>
       <w:r>
         <w:t xml:space="preserve"> Si fallar no cuesta nada, siempre conviene sacar el bloque más difícil que se pueda alcanzar: en el peor caso no se gana nada, pero tampoco se pierde. Los bloques de nivel 1 no los elegía nadie.</w:t>
-      </w:r>
-    </w:p>
-    <w:p>
-      <w:pPr>
-        <w:ind w:left="454" w:right="454"/>
-        <w:jc w:val="both"/>
-      </w:pPr>
-      <w:r>
-        <w:rPr>
-          <w:b/>
-        </w:rPr>
-        <w:t>Sin el bono, convenía encerrarse en una sola materia.</w:t>
-      </w:r>
-      <w:r>
-        <w:t xml:space="preserve"> Como el color se ve antes de sacar el bloque, un jugador bueno en Historia podía pasar la partida eligiendo bloques rojos y no tocar nunca uno verde. En un juego de cultura general, eso es justamente lo que no se busca premiar.</w:t>
       </w:r>
     </w:p>
     <w:p>
